--- a/C++/CC101/Laboratory Activities/Welcome message/Program #2 Welcome.docx
+++ b/C++/CC101/Laboratory Activities/Welcome message/Program #2 Welcome.docx
@@ -1,6 +1,6 @@
 
 <file path=word/document.xml><?xml version="1.0" encoding="utf-8"?>
-<w:document xmlns:wpc="http://schemas.microsoft.com/office/word/2010/wordprocessingCanvas" xmlns:cx="http://schemas.microsoft.com/office/drawing/2014/chartex" xmlns:cx1="http://schemas.microsoft.com/office/drawing/2015/9/8/chartex" xmlns:cx2="http://schemas.microsoft.com/office/drawing/2015/10/21/chartex" xmlns:cx3="http://schemas.microsoft.com/office/drawing/2016/5/9/chartex" xmlns:cx4="http://schemas.microsoft.com/office/drawing/2016/5/10/chartex" xmlns:cx5="http://schemas.microsoft.com/office/drawing/2016/5/11/chartex" xmlns:cx6="http://schemas.microsoft.com/office/drawing/2016/5/12/chartex" xmlns:cx7="http://schemas.microsoft.com/office/drawing/2016/5/13/chartex" xmlns:cx8="http://schemas.microsoft.com/office/drawing/2016/5/14/chartex" xmlns:mc="http://schemas.openxmlformats.org/markup-compatibility/2006" xmlns:aink="http://schemas.microsoft.com/office/drawing/2016/ink" xmlns:am3d="http://schemas.microsoft.com/office/drawing/2017/model3d" xmlns:o="urn:schemas-microsoft-com:office:office" xmlns:oel="http://schemas.microsoft.com/office/2019/extlst" xmlns:r="http://schemas.openxmlformats.org/officeDocument/2006/relationships" xmlns:m="http://schemas.openxmlformats.org/officeDocument/2006/math" xmlns:v="urn:schemas-microsoft-com:vml" xmlns:wp14="http://schemas.microsoft.com/office/word/2010/wordprocessingDrawing" xmlns:wp="http://schemas.openxmlformats.org/drawingml/2006/wordprocessingDrawing" xmlns:w10="urn:schemas-microsoft-com:office:word" xmlns:w="http://schemas.openxmlformats.org/wordprocessingml/2006/main" xmlns:w14="http://schemas.microsoft.com/office/word/2010/wordml" xmlns:w15="http://schemas.microsoft.com/office/word/2012/wordml" xmlns:w16cex="http://schemas.microsoft.com/office/word/2018/wordml/cex" xmlns:w16cid="http://schemas.microsoft.com/office/word/2016/wordml/cid" xmlns:w16="http://schemas.microsoft.com/office/word/2018/wordml" xmlns:w16sdtdh="http://schemas.microsoft.com/office/word/2020/wordml/sdtdatahash" xmlns:w16se="http://schemas.microsoft.com/office/word/2015/wordml/symex" xmlns:wpg="http://schemas.microsoft.com/office/word/2010/wordprocessingGroup" xmlns:wpi="http://schemas.microsoft.com/office/word/2010/wordprocessingInk" xmlns:wne="http://schemas.microsoft.com/office/word/2006/wordml" xmlns:wps="http://schemas.microsoft.com/office/word/2010/wordprocessingShape" mc:Ignorable="w14 w15 w16se w16cid w16 w16cex w16sdtdh wp14">
+<w:document xmlns:wpc="http://schemas.microsoft.com/office/word/2010/wordprocessingCanvas" xmlns:cx="http://schemas.microsoft.com/office/drawing/2014/chartex" xmlns:cx1="http://schemas.microsoft.com/office/drawing/2015/9/8/chartex" xmlns:cx2="http://schemas.microsoft.com/office/drawing/2015/10/21/chartex" xmlns:cx3="http://schemas.microsoft.com/office/drawing/2016/5/9/chartex" xmlns:cx4="http://schemas.microsoft.com/office/drawing/2016/5/10/chartex" xmlns:cx5="http://schemas.microsoft.com/office/drawing/2016/5/11/chartex" xmlns:cx6="http://schemas.microsoft.com/office/drawing/2016/5/12/chartex" xmlns:cx7="http://schemas.microsoft.com/office/drawing/2016/5/13/chartex" xmlns:cx8="http://schemas.microsoft.com/office/drawing/2016/5/14/chartex" xmlns:mc="http://schemas.openxmlformats.org/markup-compatibility/2006" xmlns:aink="http://schemas.microsoft.com/office/drawing/2016/ink" xmlns:am3d="http://schemas.microsoft.com/office/drawing/2017/model3d" xmlns:o="urn:schemas-microsoft-com:office:office" xmlns:oel="http://schemas.microsoft.com/office/2019/extlst" xmlns:r="http://schemas.openxmlformats.org/officeDocument/2006/relationships" xmlns:m="http://schemas.openxmlformats.org/officeDocument/2006/math" xmlns:v="urn:schemas-microsoft-com:vml" xmlns:wp14="http://schemas.microsoft.com/office/word/2010/wordprocessingDrawing" xmlns:wp="http://schemas.openxmlformats.org/drawingml/2006/wordprocessingDrawing" xmlns:w10="urn:schemas-microsoft-com:office:word" xmlns:w="http://schemas.openxmlformats.org/wordprocessingml/2006/main" xmlns:w14="http://schemas.microsoft.com/office/word/2010/wordml" xmlns:w15="http://schemas.microsoft.com/office/word/2012/wordml" xmlns:w16cex="http://schemas.microsoft.com/office/word/2018/wordml/cex" xmlns:w16cid="http://schemas.microsoft.com/office/word/2016/wordml/cid" xmlns:w16="http://schemas.microsoft.com/office/word/2018/wordml" xmlns:w16du="http://schemas.microsoft.com/office/word/2023/wordml/word16du" xmlns:w16sdtdh="http://schemas.microsoft.com/office/word/2020/wordml/sdtdatahash" xmlns:w16se="http://schemas.microsoft.com/office/word/2015/wordml/symex" xmlns:wpg="http://schemas.microsoft.com/office/word/2010/wordprocessingGroup" xmlns:wpi="http://schemas.microsoft.com/office/word/2010/wordprocessingInk" xmlns:wne="http://schemas.microsoft.com/office/word/2006/wordml" xmlns:wps="http://schemas.microsoft.com/office/word/2010/wordprocessingShape" mc:Ignorable="w14 w15 w16se w16cid w16 w16cex w16sdtdh w16du wp14">
   <w:body>
     <w:p>
       <w:pPr>
@@ -1031,7 +1031,6 @@
           <w:rFonts w:ascii="Century Gothic" w:hAnsi="Century Gothic"/>
           <w:color w:val="538135" w:themeColor="accent6" w:themeShade="BF"/>
         </w:rPr>
-        <w:lastRenderedPageBreak/>
         <w:t xml:space="preserve">V. Source Code: </w:t>
       </w:r>
     </w:p>
@@ -1044,6 +1043,7 @@
       <w:r>
         <w:rPr>
           <w:rFonts w:ascii="Century Gothic" w:hAnsi="Century Gothic"/>
+          <w:noProof/>
         </w:rPr>
         <w:drawing>
           <wp:inline distT="0" distB="0" distL="0" distR="0" wp14:anchorId="68D45B26" wp14:editId="43B6C01A">
@@ -1114,6 +1114,7 @@
       <w:r>
         <w:rPr>
           <w:rFonts w:ascii="Century Gothic" w:hAnsi="Century Gothic"/>
+          <w:noProof/>
           <w:color w:val="538135" w:themeColor="accent6" w:themeShade="BF"/>
         </w:rPr>
         <w:drawing>
@@ -1153,21 +1154,6 @@
         </w:drawing>
       </w:r>
     </w:p>
-    <w:p>
-      <w:pPr>
-        <w:rPr>
-          <w:rFonts w:ascii="Century Gothic" w:hAnsi="Century Gothic"/>
-          <w:color w:val="538135" w:themeColor="accent6" w:themeShade="BF"/>
-        </w:rPr>
-      </w:pPr>
-    </w:p>
-    <w:p>
-      <w:pPr>
-        <w:rPr>
-          <w:rFonts w:ascii="Century Gothic" w:hAnsi="Century Gothic"/>
-        </w:rPr>
-      </w:pPr>
-    </w:p>
     <w:sectPr>
       <w:headerReference w:type="default" r:id="rId8"/>
       <w:pgSz w:w="12240" w:h="15840"/>
@@ -1180,7 +1166,7 @@
 </file>
 
 <file path=word/endnotes.xml><?xml version="1.0" encoding="utf-8"?>
-<w:endnotes xmlns:wpc="http://schemas.microsoft.com/office/word/2010/wordprocessingCanvas" xmlns:cx="http://schemas.microsoft.com/office/drawing/2014/chartex" xmlns:cx1="http://schemas.microsoft.com/office/drawing/2015/9/8/chartex" xmlns:cx2="http://schemas.microsoft.com/office/drawing/2015/10/21/chartex" xmlns:cx3="http://schemas.microsoft.com/office/drawing/2016/5/9/chartex" xmlns:cx4="http://schemas.microsoft.com/office/drawing/2016/5/10/chartex" xmlns:cx5="http://schemas.microsoft.com/office/drawing/2016/5/11/chartex" xmlns:cx6="http://schemas.microsoft.com/office/drawing/2016/5/12/chartex" xmlns:cx7="http://schemas.microsoft.com/office/drawing/2016/5/13/chartex" xmlns:cx8="http://schemas.microsoft.com/office/drawing/2016/5/14/chartex" xmlns:mc="http://schemas.openxmlformats.org/markup-compatibility/2006" xmlns:aink="http://schemas.microsoft.com/office/drawing/2016/ink" xmlns:am3d="http://schemas.microsoft.com/office/drawing/2017/model3d" xmlns:o="urn:schemas-microsoft-com:office:office" xmlns:oel="http://schemas.microsoft.com/office/2019/extlst" xmlns:r="http://schemas.openxmlformats.org/officeDocument/2006/relationships" xmlns:m="http://schemas.openxmlformats.org/officeDocument/2006/math" xmlns:v="urn:schemas-microsoft-com:vml" xmlns:wp14="http://schemas.microsoft.com/office/word/2010/wordprocessingDrawing" xmlns:wp="http://schemas.openxmlformats.org/drawingml/2006/wordprocessingDrawing" xmlns:w10="urn:schemas-microsoft-com:office:word" xmlns:w="http://schemas.openxmlformats.org/wordprocessingml/2006/main" xmlns:w14="http://schemas.microsoft.com/office/word/2010/wordml" xmlns:w15="http://schemas.microsoft.com/office/word/2012/wordml" xmlns:w16cex="http://schemas.microsoft.com/office/word/2018/wordml/cex" xmlns:w16cid="http://schemas.microsoft.com/office/word/2016/wordml/cid" xmlns:w16="http://schemas.microsoft.com/office/word/2018/wordml" xmlns:w16sdtdh="http://schemas.microsoft.com/office/word/2020/wordml/sdtdatahash" xmlns:w16se="http://schemas.microsoft.com/office/word/2015/wordml/symex" xmlns:wpg="http://schemas.microsoft.com/office/word/2010/wordprocessingGroup" xmlns:wpi="http://schemas.microsoft.com/office/word/2010/wordprocessingInk" xmlns:wne="http://schemas.microsoft.com/office/word/2006/wordml" xmlns:wps="http://schemas.microsoft.com/office/word/2010/wordprocessingShape" mc:Ignorable="w14 w15 w16se w16cid w16 w16cex w16sdtdh wp14">
+<w:endnotes xmlns:wpc="http://schemas.microsoft.com/office/word/2010/wordprocessingCanvas" xmlns:cx="http://schemas.microsoft.com/office/drawing/2014/chartex" xmlns:cx1="http://schemas.microsoft.com/office/drawing/2015/9/8/chartex" xmlns:cx2="http://schemas.microsoft.com/office/drawing/2015/10/21/chartex" xmlns:cx3="http://schemas.microsoft.com/office/drawing/2016/5/9/chartex" xmlns:cx4="http://schemas.microsoft.com/office/drawing/2016/5/10/chartex" xmlns:cx5="http://schemas.microsoft.com/office/drawing/2016/5/11/chartex" xmlns:cx6="http://schemas.microsoft.com/office/drawing/2016/5/12/chartex" xmlns:cx7="http://schemas.microsoft.com/office/drawing/2016/5/13/chartex" xmlns:cx8="http://schemas.microsoft.com/office/drawing/2016/5/14/chartex" xmlns:mc="http://schemas.openxmlformats.org/markup-compatibility/2006" xmlns:aink="http://schemas.microsoft.com/office/drawing/2016/ink" xmlns:am3d="http://schemas.microsoft.com/office/drawing/2017/model3d" xmlns:o="urn:schemas-microsoft-com:office:office" xmlns:oel="http://schemas.microsoft.com/office/2019/extlst" xmlns:r="http://schemas.openxmlformats.org/officeDocument/2006/relationships" xmlns:m="http://schemas.openxmlformats.org/officeDocument/2006/math" xmlns:v="urn:schemas-microsoft-com:vml" xmlns:wp14="http://schemas.microsoft.com/office/word/2010/wordprocessingDrawing" xmlns:wp="http://schemas.openxmlformats.org/drawingml/2006/wordprocessingDrawing" xmlns:w10="urn:schemas-microsoft-com:office:word" xmlns:w="http://schemas.openxmlformats.org/wordprocessingml/2006/main" xmlns:w14="http://schemas.microsoft.com/office/word/2010/wordml" xmlns:w15="http://schemas.microsoft.com/office/word/2012/wordml" xmlns:w16cex="http://schemas.microsoft.com/office/word/2018/wordml/cex" xmlns:w16cid="http://schemas.microsoft.com/office/word/2016/wordml/cid" xmlns:w16="http://schemas.microsoft.com/office/word/2018/wordml" xmlns:w16du="http://schemas.microsoft.com/office/word/2023/wordml/word16du" xmlns:w16sdtdh="http://schemas.microsoft.com/office/word/2020/wordml/sdtdatahash" xmlns:w16se="http://schemas.microsoft.com/office/word/2015/wordml/symex" xmlns:wpg="http://schemas.microsoft.com/office/word/2010/wordprocessingGroup" xmlns:wpi="http://schemas.microsoft.com/office/word/2010/wordprocessingInk" xmlns:wne="http://schemas.microsoft.com/office/word/2006/wordml" xmlns:wps="http://schemas.microsoft.com/office/word/2010/wordprocessingShape" mc:Ignorable="w14 w15 w16se w16cid w16 w16cex w16sdtdh w16du wp14">
   <w:endnote w:type="separator" w:id="-1">
     <w:p>
       <w:pPr>
@@ -1205,7 +1191,7 @@
 </file>
 
 <file path=word/footnotes.xml><?xml version="1.0" encoding="utf-8"?>
-<w:footnotes xmlns:wpc="http://schemas.microsoft.com/office/word/2010/wordprocessingCanvas" xmlns:cx="http://schemas.microsoft.com/office/drawing/2014/chartex" xmlns:cx1="http://schemas.microsoft.com/office/drawing/2015/9/8/chartex" xmlns:cx2="http://schemas.microsoft.com/office/drawing/2015/10/21/chartex" xmlns:cx3="http://schemas.microsoft.com/office/drawing/2016/5/9/chartex" xmlns:cx4="http://schemas.microsoft.com/office/drawing/2016/5/10/chartex" xmlns:cx5="http://schemas.microsoft.com/office/drawing/2016/5/11/chartex" xmlns:cx6="http://schemas.microsoft.com/office/drawing/2016/5/12/chartex" xmlns:cx7="http://schemas.microsoft.com/office/drawing/2016/5/13/chartex" xmlns:cx8="http://schemas.microsoft.com/office/drawing/2016/5/14/chartex" xmlns:mc="http://schemas.openxmlformats.org/markup-compatibility/2006" xmlns:aink="http://schemas.microsoft.com/office/drawing/2016/ink" xmlns:am3d="http://schemas.microsoft.com/office/drawing/2017/model3d" xmlns:o="urn:schemas-microsoft-com:office:office" xmlns:oel="http://schemas.microsoft.com/office/2019/extlst" xmlns:r="http://schemas.openxmlformats.org/officeDocument/2006/relationships" xmlns:m="http://schemas.openxmlformats.org/officeDocument/2006/math" xmlns:v="urn:schemas-microsoft-com:vml" xmlns:wp14="http://schemas.microsoft.com/office/word/2010/wordprocessingDrawing" xmlns:wp="http://schemas.openxmlformats.org/drawingml/2006/wordprocessingDrawing" xmlns:w10="urn:schemas-microsoft-com:office:word" xmlns:w="http://schemas.openxmlformats.org/wordprocessingml/2006/main" xmlns:w14="http://schemas.microsoft.com/office/word/2010/wordml" xmlns:w15="http://schemas.microsoft.com/office/word/2012/wordml" xmlns:w16cex="http://schemas.microsoft.com/office/word/2018/wordml/cex" xmlns:w16cid="http://schemas.microsoft.com/office/word/2016/wordml/cid" xmlns:w16="http://schemas.microsoft.com/office/word/2018/wordml" xmlns:w16sdtdh="http://schemas.microsoft.com/office/word/2020/wordml/sdtdatahash" xmlns:w16se="http://schemas.microsoft.com/office/word/2015/wordml/symex" xmlns:wpg="http://schemas.microsoft.com/office/word/2010/wordprocessingGroup" xmlns:wpi="http://schemas.microsoft.com/office/word/2010/wordprocessingInk" xmlns:wne="http://schemas.microsoft.com/office/word/2006/wordml" xmlns:wps="http://schemas.microsoft.com/office/word/2010/wordprocessingShape" mc:Ignorable="w14 w15 w16se w16cid w16 w16cex w16sdtdh wp14">
+<w:footnotes xmlns:wpc="http://schemas.microsoft.com/office/word/2010/wordprocessingCanvas" xmlns:cx="http://schemas.microsoft.com/office/drawing/2014/chartex" xmlns:cx1="http://schemas.microsoft.com/office/drawing/2015/9/8/chartex" xmlns:cx2="http://schemas.microsoft.com/office/drawing/2015/10/21/chartex" xmlns:cx3="http://schemas.microsoft.com/office/drawing/2016/5/9/chartex" xmlns:cx4="http://schemas.microsoft.com/office/drawing/2016/5/10/chartex" xmlns:cx5="http://schemas.microsoft.com/office/drawing/2016/5/11/chartex" xmlns:cx6="http://schemas.microsoft.com/office/drawing/2016/5/12/chartex" xmlns:cx7="http://schemas.microsoft.com/office/drawing/2016/5/13/chartex" xmlns:cx8="http://schemas.microsoft.com/office/drawing/2016/5/14/chartex" xmlns:mc="http://schemas.openxmlformats.org/markup-compatibility/2006" xmlns:aink="http://schemas.microsoft.com/office/drawing/2016/ink" xmlns:am3d="http://schemas.microsoft.com/office/drawing/2017/model3d" xmlns:o="urn:schemas-microsoft-com:office:office" xmlns:oel="http://schemas.microsoft.com/office/2019/extlst" xmlns:r="http://schemas.openxmlformats.org/officeDocument/2006/relationships" xmlns:m="http://schemas.openxmlformats.org/officeDocument/2006/math" xmlns:v="urn:schemas-microsoft-com:vml" xmlns:wp14="http://schemas.microsoft.com/office/word/2010/wordprocessingDrawing" xmlns:wp="http://schemas.openxmlformats.org/drawingml/2006/wordprocessingDrawing" xmlns:w10="urn:schemas-microsoft-com:office:word" xmlns:w="http://schemas.openxmlformats.org/wordprocessingml/2006/main" xmlns:w14="http://schemas.microsoft.com/office/word/2010/wordml" xmlns:w15="http://schemas.microsoft.com/office/word/2012/wordml" xmlns:w16cex="http://schemas.microsoft.com/office/word/2018/wordml/cex" xmlns:w16cid="http://schemas.microsoft.com/office/word/2016/wordml/cid" xmlns:w16="http://schemas.microsoft.com/office/word/2018/wordml" xmlns:w16du="http://schemas.microsoft.com/office/word/2023/wordml/word16du" xmlns:w16sdtdh="http://schemas.microsoft.com/office/word/2020/wordml/sdtdatahash" xmlns:w16se="http://schemas.microsoft.com/office/word/2015/wordml/symex" xmlns:wpg="http://schemas.microsoft.com/office/word/2010/wordprocessingGroup" xmlns:wpi="http://schemas.microsoft.com/office/word/2010/wordprocessingInk" xmlns:wne="http://schemas.microsoft.com/office/word/2006/wordml" xmlns:wps="http://schemas.microsoft.com/office/word/2010/wordprocessingShape" mc:Ignorable="w14 w15 w16se w16cid w16 w16cex w16sdtdh w16du wp14">
   <w:footnote w:type="separator" w:id="-1">
     <w:p>
       <w:pPr>
@@ -1230,7 +1216,7 @@
 </file>
 
 <file path=word/header1.xml><?xml version="1.0" encoding="utf-8"?>
-<w:hdr xmlns:wpc="http://schemas.microsoft.com/office/word/2010/wordprocessingCanvas" xmlns:cx="http://schemas.microsoft.com/office/drawing/2014/chartex" xmlns:cx1="http://schemas.microsoft.com/office/drawing/2015/9/8/chartex" xmlns:cx2="http://schemas.microsoft.com/office/drawing/2015/10/21/chartex" xmlns:cx3="http://schemas.microsoft.com/office/drawing/2016/5/9/chartex" xmlns:cx4="http://schemas.microsoft.com/office/drawing/2016/5/10/chartex" xmlns:cx5="http://schemas.microsoft.com/office/drawing/2016/5/11/chartex" xmlns:cx6="http://schemas.microsoft.com/office/drawing/2016/5/12/chartex" xmlns:cx7="http://schemas.microsoft.com/office/drawing/2016/5/13/chartex" xmlns:cx8="http://schemas.microsoft.com/office/drawing/2016/5/14/chartex" xmlns:mc="http://schemas.openxmlformats.org/markup-compatibility/2006" xmlns:aink="http://schemas.microsoft.com/office/drawing/2016/ink" xmlns:am3d="http://schemas.microsoft.com/office/drawing/2017/model3d" xmlns:o="urn:schemas-microsoft-com:office:office" xmlns:oel="http://schemas.microsoft.com/office/2019/extlst" xmlns:r="http://schemas.openxmlformats.org/officeDocument/2006/relationships" xmlns:m="http://schemas.openxmlformats.org/officeDocument/2006/math" xmlns:v="urn:schemas-microsoft-com:vml" xmlns:wp14="http://schemas.microsoft.com/office/word/2010/wordprocessingDrawing" xmlns:wp="http://schemas.openxmlformats.org/drawingml/2006/wordprocessingDrawing" xmlns:w10="urn:schemas-microsoft-com:office:word" xmlns:w="http://schemas.openxmlformats.org/wordprocessingml/2006/main" xmlns:w14="http://schemas.microsoft.com/office/word/2010/wordml" xmlns:w15="http://schemas.microsoft.com/office/word/2012/wordml" xmlns:w16cex="http://schemas.microsoft.com/office/word/2018/wordml/cex" xmlns:w16cid="http://schemas.microsoft.com/office/word/2016/wordml/cid" xmlns:w16="http://schemas.microsoft.com/office/word/2018/wordml" xmlns:w16sdtdh="http://schemas.microsoft.com/office/word/2020/wordml/sdtdatahash" xmlns:w16se="http://schemas.microsoft.com/office/word/2015/wordml/symex" xmlns:wpg="http://schemas.microsoft.com/office/word/2010/wordprocessingGroup" xmlns:wpi="http://schemas.microsoft.com/office/word/2010/wordprocessingInk" xmlns:wne="http://schemas.microsoft.com/office/word/2006/wordml" xmlns:wps="http://schemas.microsoft.com/office/word/2010/wordprocessingShape" mc:Ignorable="w14 w15 w16se w16cid w16 w16cex w16sdtdh wp14">
+<w:hdr xmlns:wpc="http://schemas.microsoft.com/office/word/2010/wordprocessingCanvas" xmlns:cx="http://schemas.microsoft.com/office/drawing/2014/chartex" xmlns:cx1="http://schemas.microsoft.com/office/drawing/2015/9/8/chartex" xmlns:cx2="http://schemas.microsoft.com/office/drawing/2015/10/21/chartex" xmlns:cx3="http://schemas.microsoft.com/office/drawing/2016/5/9/chartex" xmlns:cx4="http://schemas.microsoft.com/office/drawing/2016/5/10/chartex" xmlns:cx5="http://schemas.microsoft.com/office/drawing/2016/5/11/chartex" xmlns:cx6="http://schemas.microsoft.com/office/drawing/2016/5/12/chartex" xmlns:cx7="http://schemas.microsoft.com/office/drawing/2016/5/13/chartex" xmlns:cx8="http://schemas.microsoft.com/office/drawing/2016/5/14/chartex" xmlns:mc="http://schemas.openxmlformats.org/markup-compatibility/2006" xmlns:aink="http://schemas.microsoft.com/office/drawing/2016/ink" xmlns:am3d="http://schemas.microsoft.com/office/drawing/2017/model3d" xmlns:o="urn:schemas-microsoft-com:office:office" xmlns:oel="http://schemas.microsoft.com/office/2019/extlst" xmlns:r="http://schemas.openxmlformats.org/officeDocument/2006/relationships" xmlns:m="http://schemas.openxmlformats.org/officeDocument/2006/math" xmlns:v="urn:schemas-microsoft-com:vml" xmlns:wp14="http://schemas.microsoft.com/office/word/2010/wordprocessingDrawing" xmlns:wp="http://schemas.openxmlformats.org/drawingml/2006/wordprocessingDrawing" xmlns:w10="urn:schemas-microsoft-com:office:word" xmlns:w="http://schemas.openxmlformats.org/wordprocessingml/2006/main" xmlns:w14="http://schemas.microsoft.com/office/word/2010/wordml" xmlns:w15="http://schemas.microsoft.com/office/word/2012/wordml" xmlns:w16cex="http://schemas.microsoft.com/office/word/2018/wordml/cex" xmlns:w16cid="http://schemas.microsoft.com/office/word/2016/wordml/cid" xmlns:w16="http://schemas.microsoft.com/office/word/2018/wordml" xmlns:w16du="http://schemas.microsoft.com/office/word/2023/wordml/word16du" xmlns:w16sdtdh="http://schemas.microsoft.com/office/word/2020/wordml/sdtdatahash" xmlns:w16se="http://schemas.microsoft.com/office/word/2015/wordml/symex" xmlns:wpg="http://schemas.microsoft.com/office/word/2010/wordprocessingGroup" xmlns:wpi="http://schemas.microsoft.com/office/word/2010/wordprocessingInk" xmlns:wne="http://schemas.microsoft.com/office/word/2006/wordml" xmlns:wps="http://schemas.microsoft.com/office/word/2010/wordprocessingShape" mc:Ignorable="w14 w15 w16se w16cid w16 w16cex w16sdtdh w16du wp14">
   <w:p>
     <w:pPr>
       <w:spacing w:line="240" w:lineRule="auto"/>
@@ -1465,7 +1451,7 @@
 </file>
 
 <file path=word/styles.xml><?xml version="1.0" encoding="utf-8"?>
-<w:styles xmlns:mc="http://schemas.openxmlformats.org/markup-compatibility/2006" xmlns:r="http://schemas.openxmlformats.org/officeDocument/2006/relationships" xmlns:w="http://schemas.openxmlformats.org/wordprocessingml/2006/main" xmlns:w14="http://schemas.microsoft.com/office/word/2010/wordml" xmlns:w15="http://schemas.microsoft.com/office/word/2012/wordml" xmlns:w16cex="http://schemas.microsoft.com/office/word/2018/wordml/cex" xmlns:w16cid="http://schemas.microsoft.com/office/word/2016/wordml/cid" xmlns:w16="http://schemas.microsoft.com/office/word/2018/wordml" xmlns:w16sdtdh="http://schemas.microsoft.com/office/word/2020/wordml/sdtdatahash" xmlns:w16se="http://schemas.microsoft.com/office/word/2015/wordml/symex" mc:Ignorable="w14 w15 w16se w16cid w16 w16cex w16sdtdh">
+<w:styles xmlns:mc="http://schemas.openxmlformats.org/markup-compatibility/2006" xmlns:r="http://schemas.openxmlformats.org/officeDocument/2006/relationships" xmlns:w="http://schemas.openxmlformats.org/wordprocessingml/2006/main" xmlns:w14="http://schemas.microsoft.com/office/word/2010/wordml" xmlns:w15="http://schemas.microsoft.com/office/word/2012/wordml" xmlns:w16cex="http://schemas.microsoft.com/office/word/2018/wordml/cex" xmlns:w16cid="http://schemas.microsoft.com/office/word/2016/wordml/cid" xmlns:w16="http://schemas.microsoft.com/office/word/2018/wordml" xmlns:w16du="http://schemas.microsoft.com/office/word/2023/wordml/word16du" xmlns:w16sdtdh="http://schemas.microsoft.com/office/word/2020/wordml/sdtdatahash" xmlns:w16se="http://schemas.microsoft.com/office/word/2015/wordml/symex" mc:Ignorable="w14 w15 w16se w16cid w16 w16cex w16sdtdh w16du">
   <w:docDefaults>
     <w:rPrDefault>
       <w:rPr>
